--- a/Enterprise Workplan.docx
+++ b/Enterprise Workplan.docx
@@ -196,7 +196,25 @@
                 <w:sz w:val="24"/>
                 <w:szCs w:val="24"/>
               </w:rPr>
-              <w:t xml:space="preserve"> In progress </w:t>
+              <w:t xml:space="preserve"> </w:t>
+            </w:r>
+            <w:proofErr w:type="gramStart"/>
+            <w:r>
+              <w:rPr>
+                <w:rFonts w:ascii="Times New Roman" w:eastAsia="Times New Roman" w:hAnsi="Times New Roman" w:cs="Times New Roman"/>
+                <w:sz w:val="24"/>
+                <w:szCs w:val="24"/>
+              </w:rPr>
+              <w:t>In</w:t>
+            </w:r>
+            <w:proofErr w:type="gramEnd"/>
+            <w:r>
+              <w:rPr>
+                <w:rFonts w:ascii="Times New Roman" w:eastAsia="Times New Roman" w:hAnsi="Times New Roman" w:cs="Times New Roman"/>
+                <w:sz w:val="24"/>
+                <w:szCs w:val="24"/>
+              </w:rPr>
+              <w:t xml:space="preserve"> progress </w:t>
             </w:r>
             <w:r>
               <w:rPr>
@@ -230,13 +248,15 @@
                 <w:rFonts w:ascii="Times New Roman" w:eastAsia="Times New Roman" w:hAnsi="Times New Roman" w:cs="Times New Roman"/>
                 <w:sz w:val="24"/>
                 <w:szCs w:val="24"/>
-              </w:rPr>
-            </w:pPr>
-            <w:r>
-              <w:rPr>
-                <w:rFonts w:ascii="Times New Roman" w:eastAsia="Times New Roman" w:hAnsi="Times New Roman" w:cs="Times New Roman"/>
-                <w:sz w:val="24"/>
-                <w:szCs w:val="24"/>
+                <w:highlight w:val="yellow"/>
+              </w:rPr>
+            </w:pPr>
+            <w:r>
+              <w:rPr>
+                <w:rFonts w:ascii="Times New Roman" w:eastAsia="Times New Roman" w:hAnsi="Times New Roman" w:cs="Times New Roman"/>
+                <w:sz w:val="24"/>
+                <w:szCs w:val="24"/>
+                <w:highlight w:val="yellow"/>
               </w:rPr>
               <w:t>A2</w:t>
             </w:r>
@@ -254,15 +274,37 @@
                 <w:rFonts w:ascii="Times New Roman" w:eastAsia="Times New Roman" w:hAnsi="Times New Roman" w:cs="Times New Roman"/>
                 <w:sz w:val="24"/>
                 <w:szCs w:val="24"/>
-              </w:rPr>
-            </w:pPr>
-            <w:r>
-              <w:rPr>
-                <w:rFonts w:ascii="Times New Roman" w:eastAsia="Times New Roman" w:hAnsi="Times New Roman" w:cs="Times New Roman"/>
-                <w:sz w:val="24"/>
-                <w:szCs w:val="24"/>
-              </w:rPr>
-              <w:t>Real-time notification center (WebSocket, unified inbox, prefs, digest)</w:t>
+                <w:highlight w:val="yellow"/>
+              </w:rPr>
+            </w:pPr>
+            <w:r>
+              <w:rPr>
+                <w:rFonts w:ascii="Times New Roman" w:eastAsia="Times New Roman" w:hAnsi="Times New Roman" w:cs="Times New Roman"/>
+                <w:sz w:val="24"/>
+                <w:szCs w:val="24"/>
+                <w:highlight w:val="yellow"/>
+              </w:rPr>
+              <w:t xml:space="preserve">Real-time notification center (WebSocket, unified inbox, </w:t>
+            </w:r>
+            <w:proofErr w:type="spellStart"/>
+            <w:r>
+              <w:rPr>
+                <w:rFonts w:ascii="Times New Roman" w:eastAsia="Times New Roman" w:hAnsi="Times New Roman" w:cs="Times New Roman"/>
+                <w:sz w:val="24"/>
+                <w:szCs w:val="24"/>
+                <w:highlight w:val="yellow"/>
+              </w:rPr>
+              <w:t>prefs</w:t>
+            </w:r>
+            <w:proofErr w:type="spellEnd"/>
+            <w:r>
+              <w:rPr>
+                <w:rFonts w:ascii="Times New Roman" w:eastAsia="Times New Roman" w:hAnsi="Times New Roman" w:cs="Times New Roman"/>
+                <w:sz w:val="24"/>
+                <w:szCs w:val="24"/>
+                <w:highlight w:val="yellow"/>
+              </w:rPr>
+              <w:t>, digest)</w:t>
             </w:r>
           </w:p>
         </w:tc>
@@ -278,6 +320,7 @@
                 <w:rFonts w:ascii="Times New Roman" w:eastAsia="Times New Roman" w:hAnsi="Times New Roman" w:cs="Times New Roman"/>
                 <w:sz w:val="24"/>
                 <w:szCs w:val="24"/>
+                <w:highlight w:val="yellow"/>
               </w:rPr>
             </w:pPr>
             <w:r>
@@ -285,6 +328,7 @@
                 <w:rFonts w:ascii="Segoe UI Emoji" w:eastAsia="Times New Roman" w:hAnsi="Segoe UI Emoji" w:cs="Segoe UI Emoji"/>
                 <w:sz w:val="24"/>
                 <w:szCs w:val="24"/>
+                <w:highlight w:val="yellow"/>
               </w:rPr>
               <w:t>⬜</w:t>
             </w:r>
@@ -293,6 +337,7 @@
                 <w:rFonts w:ascii="Times New Roman" w:eastAsia="Times New Roman" w:hAnsi="Times New Roman" w:cs="Times New Roman"/>
                 <w:sz w:val="24"/>
                 <w:szCs w:val="24"/>
+                <w:highlight w:val="yellow"/>
               </w:rPr>
               <w:t xml:space="preserve"> To implement</w:t>
             </w:r>
@@ -315,13 +360,15 @@
                 <w:rFonts w:ascii="Times New Roman" w:eastAsia="Times New Roman" w:hAnsi="Times New Roman" w:cs="Times New Roman"/>
                 <w:sz w:val="24"/>
                 <w:szCs w:val="24"/>
-              </w:rPr>
-            </w:pPr>
-            <w:r>
-              <w:rPr>
-                <w:rFonts w:ascii="Times New Roman" w:eastAsia="Times New Roman" w:hAnsi="Times New Roman" w:cs="Times New Roman"/>
-                <w:sz w:val="24"/>
-                <w:szCs w:val="24"/>
+                <w:highlight w:val="yellow"/>
+              </w:rPr>
+            </w:pPr>
+            <w:r>
+              <w:rPr>
+                <w:rFonts w:ascii="Times New Roman" w:eastAsia="Times New Roman" w:hAnsi="Times New Roman" w:cs="Times New Roman"/>
+                <w:sz w:val="24"/>
+                <w:szCs w:val="24"/>
+                <w:highlight w:val="yellow"/>
               </w:rPr>
               <w:t>A3</w:t>
             </w:r>
@@ -339,13 +386,15 @@
                 <w:rFonts w:ascii="Times New Roman" w:eastAsia="Times New Roman" w:hAnsi="Times New Roman" w:cs="Times New Roman"/>
                 <w:sz w:val="24"/>
                 <w:szCs w:val="24"/>
-              </w:rPr>
-            </w:pPr>
-            <w:r>
-              <w:rPr>
-                <w:rFonts w:ascii="Times New Roman" w:eastAsia="Times New Roman" w:hAnsi="Times New Roman" w:cs="Times New Roman"/>
-                <w:sz w:val="24"/>
-                <w:szCs w:val="24"/>
+                <w:highlight w:val="yellow"/>
+              </w:rPr>
+            </w:pPr>
+            <w:r>
+              <w:rPr>
+                <w:rFonts w:ascii="Times New Roman" w:eastAsia="Times New Roman" w:hAnsi="Times New Roman" w:cs="Times New Roman"/>
+                <w:sz w:val="24"/>
+                <w:szCs w:val="24"/>
+                <w:highlight w:val="yellow"/>
               </w:rPr>
               <w:t>Advanced data grid + saved/shared views (column config, server sort/paginate, density)</w:t>
             </w:r>
@@ -363,6 +412,7 @@
                 <w:rFonts w:ascii="Times New Roman" w:eastAsia="Times New Roman" w:hAnsi="Times New Roman" w:cs="Times New Roman"/>
                 <w:sz w:val="24"/>
                 <w:szCs w:val="24"/>
+                <w:highlight w:val="yellow"/>
               </w:rPr>
             </w:pPr>
             <w:r>
@@ -370,6 +420,7 @@
                 <w:rFonts w:ascii="Segoe UI Emoji" w:eastAsia="Times New Roman" w:hAnsi="Segoe UI Emoji" w:cs="Segoe UI Emoji"/>
                 <w:sz w:val="24"/>
                 <w:szCs w:val="24"/>
+                <w:highlight w:val="yellow"/>
               </w:rPr>
               <w:t>⬜</w:t>
             </w:r>
@@ -378,6 +429,7 @@
                 <w:rFonts w:ascii="Times New Roman" w:eastAsia="Times New Roman" w:hAnsi="Times New Roman" w:cs="Times New Roman"/>
                 <w:sz w:val="24"/>
                 <w:szCs w:val="24"/>
+                <w:highlight w:val="yellow"/>
               </w:rPr>
               <w:t xml:space="preserve"> To implement</w:t>
             </w:r>
@@ -482,13 +534,15 @@
                 <w:rFonts w:ascii="Times New Roman" w:eastAsia="Times New Roman" w:hAnsi="Times New Roman" w:cs="Times New Roman"/>
                 <w:sz w:val="24"/>
                 <w:szCs w:val="24"/>
-              </w:rPr>
-            </w:pPr>
-            <w:r>
-              <w:rPr>
-                <w:rFonts w:ascii="Times New Roman" w:eastAsia="Times New Roman" w:hAnsi="Times New Roman" w:cs="Times New Roman"/>
-                <w:sz w:val="24"/>
-                <w:szCs w:val="24"/>
+                <w:highlight w:val="yellow"/>
+              </w:rPr>
+            </w:pPr>
+            <w:r>
+              <w:rPr>
+                <w:rFonts w:ascii="Times New Roman" w:eastAsia="Times New Roman" w:hAnsi="Times New Roman" w:cs="Times New Roman"/>
+                <w:sz w:val="24"/>
+                <w:szCs w:val="24"/>
+                <w:highlight w:val="yellow"/>
               </w:rPr>
               <w:t>A5</w:t>
             </w:r>
@@ -506,13 +560,15 @@
                 <w:rFonts w:ascii="Times New Roman" w:eastAsia="Times New Roman" w:hAnsi="Times New Roman" w:cs="Times New Roman"/>
                 <w:sz w:val="24"/>
                 <w:szCs w:val="24"/>
-              </w:rPr>
-            </w:pPr>
-            <w:r>
-              <w:rPr>
-                <w:rFonts w:ascii="Times New Roman" w:eastAsia="Times New Roman" w:hAnsi="Times New Roman" w:cs="Times New Roman"/>
-                <w:sz w:val="24"/>
-                <w:szCs w:val="24"/>
+                <w:highlight w:val="yellow"/>
+              </w:rPr>
+            </w:pPr>
+            <w:r>
+              <w:rPr>
+                <w:rFonts w:ascii="Times New Roman" w:eastAsia="Times New Roman" w:hAnsi="Times New Roman" w:cs="Times New Roman"/>
+                <w:sz w:val="24"/>
+                <w:szCs w:val="24"/>
+                <w:highlight w:val="yellow"/>
               </w:rPr>
               <w:t>Personalized role dashboards (configurable widgets, "My Work")</w:t>
             </w:r>
@@ -530,6 +586,7 @@
                 <w:rFonts w:ascii="Times New Roman" w:eastAsia="Times New Roman" w:hAnsi="Times New Roman" w:cs="Times New Roman"/>
                 <w:sz w:val="24"/>
                 <w:szCs w:val="24"/>
+                <w:highlight w:val="yellow"/>
               </w:rPr>
             </w:pPr>
             <w:r>
@@ -537,6 +594,7 @@
                 <w:rFonts w:ascii="Segoe UI Emoji" w:eastAsia="Times New Roman" w:hAnsi="Segoe UI Emoji" w:cs="Segoe UI Emoji"/>
                 <w:sz w:val="24"/>
                 <w:szCs w:val="24"/>
+                <w:highlight w:val="yellow"/>
               </w:rPr>
               <w:t>⬜</w:t>
             </w:r>
@@ -545,6 +603,7 @@
                 <w:rFonts w:ascii="Times New Roman" w:eastAsia="Times New Roman" w:hAnsi="Times New Roman" w:cs="Times New Roman"/>
                 <w:sz w:val="24"/>
                 <w:szCs w:val="24"/>
+                <w:highlight w:val="yellow"/>
               </w:rPr>
               <w:t xml:space="preserve"> To implement</w:t>
             </w:r>
@@ -564,13 +623,15 @@
                 <w:rFonts w:ascii="Times New Roman" w:eastAsia="Times New Roman" w:hAnsi="Times New Roman" w:cs="Times New Roman"/>
                 <w:sz w:val="24"/>
                 <w:szCs w:val="24"/>
-              </w:rPr>
-            </w:pPr>
-            <w:r>
-              <w:rPr>
-                <w:rFonts w:ascii="Times New Roman" w:eastAsia="Times New Roman" w:hAnsi="Times New Roman" w:cs="Times New Roman"/>
-                <w:sz w:val="24"/>
-                <w:szCs w:val="24"/>
+                <w:highlight w:val="yellow"/>
+              </w:rPr>
+            </w:pPr>
+            <w:r>
+              <w:rPr>
+                <w:rFonts w:ascii="Times New Roman" w:eastAsia="Times New Roman" w:hAnsi="Times New Roman" w:cs="Times New Roman"/>
+                <w:sz w:val="24"/>
+                <w:szCs w:val="24"/>
+                <w:highlight w:val="yellow"/>
               </w:rPr>
               <w:t>A6</w:t>
             </w:r>
@@ -588,13 +649,15 @@
                 <w:rFonts w:ascii="Times New Roman" w:eastAsia="Times New Roman" w:hAnsi="Times New Roman" w:cs="Times New Roman"/>
                 <w:sz w:val="24"/>
                 <w:szCs w:val="24"/>
-              </w:rPr>
-            </w:pPr>
-            <w:r>
-              <w:rPr>
-                <w:rFonts w:ascii="Times New Roman" w:eastAsia="Times New Roman" w:hAnsi="Times New Roman" w:cs="Times New Roman"/>
-                <w:sz w:val="24"/>
-                <w:szCs w:val="24"/>
+                <w:highlight w:val="yellow"/>
+              </w:rPr>
+            </w:pPr>
+            <w:r>
+              <w:rPr>
+                <w:rFonts w:ascii="Times New Roman" w:eastAsia="Times New Roman" w:hAnsi="Times New Roman" w:cs="Times New Roman"/>
+                <w:sz w:val="24"/>
+                <w:szCs w:val="24"/>
+                <w:highlight w:val="yellow"/>
               </w:rPr>
               <w:t>Process map + SLA timers (interactive per-submission, time-in-stage, countdowns)</w:t>
             </w:r>
@@ -612,6 +675,7 @@
                 <w:rFonts w:ascii="Times New Roman" w:eastAsia="Times New Roman" w:hAnsi="Times New Roman" w:cs="Times New Roman"/>
                 <w:sz w:val="24"/>
                 <w:szCs w:val="24"/>
+                <w:highlight w:val="yellow"/>
               </w:rPr>
             </w:pPr>
             <w:r>
@@ -619,6 +683,7 @@
                 <w:rFonts w:ascii="Segoe UI Emoji" w:eastAsia="Times New Roman" w:hAnsi="Segoe UI Emoji" w:cs="Segoe UI Emoji"/>
                 <w:sz w:val="24"/>
                 <w:szCs w:val="24"/>
+                <w:highlight w:val="yellow"/>
               </w:rPr>
               <w:t>⬜</w:t>
             </w:r>
@@ -627,6 +692,7 @@
                 <w:rFonts w:ascii="Times New Roman" w:eastAsia="Times New Roman" w:hAnsi="Times New Roman" w:cs="Times New Roman"/>
                 <w:sz w:val="24"/>
                 <w:szCs w:val="24"/>
+                <w:highlight w:val="yellow"/>
               </w:rPr>
               <w:t xml:space="preserve"> To implement</w:t>
             </w:r>
@@ -649,13 +715,15 @@
                 <w:rFonts w:ascii="Times New Roman" w:eastAsia="Times New Roman" w:hAnsi="Times New Roman" w:cs="Times New Roman"/>
                 <w:sz w:val="24"/>
                 <w:szCs w:val="24"/>
-              </w:rPr>
-            </w:pPr>
-            <w:r>
-              <w:rPr>
-                <w:rFonts w:ascii="Times New Roman" w:eastAsia="Times New Roman" w:hAnsi="Times New Roman" w:cs="Times New Roman"/>
-                <w:sz w:val="24"/>
-                <w:szCs w:val="24"/>
+                <w:highlight w:val="yellow"/>
+              </w:rPr>
+            </w:pPr>
+            <w:r>
+              <w:rPr>
+                <w:rFonts w:ascii="Times New Roman" w:eastAsia="Times New Roman" w:hAnsi="Times New Roman" w:cs="Times New Roman"/>
+                <w:sz w:val="24"/>
+                <w:szCs w:val="24"/>
+                <w:highlight w:val="yellow"/>
               </w:rPr>
               <w:t>A7</w:t>
             </w:r>
@@ -673,13 +741,15 @@
                 <w:rFonts w:ascii="Times New Roman" w:eastAsia="Times New Roman" w:hAnsi="Times New Roman" w:cs="Times New Roman"/>
                 <w:sz w:val="24"/>
                 <w:szCs w:val="24"/>
-              </w:rPr>
-            </w:pPr>
-            <w:r>
-              <w:rPr>
-                <w:rFonts w:ascii="Times New Roman" w:eastAsia="Times New Roman" w:hAnsi="Times New Roman" w:cs="Times New Roman"/>
-                <w:sz w:val="24"/>
-                <w:szCs w:val="24"/>
+                <w:highlight w:val="yellow"/>
+              </w:rPr>
+            </w:pPr>
+            <w:r>
+              <w:rPr>
+                <w:rFonts w:ascii="Times New Roman" w:eastAsia="Times New Roman" w:hAnsi="Times New Roman" w:cs="Times New Roman"/>
+                <w:sz w:val="24"/>
+                <w:szCs w:val="24"/>
+                <w:highlight w:val="yellow"/>
               </w:rPr>
               <w:t>Collaboration (comments, @mentions, presence, activity timeline)</w:t>
             </w:r>
@@ -697,6 +767,7 @@
                 <w:rFonts w:ascii="Times New Roman" w:eastAsia="Times New Roman" w:hAnsi="Times New Roman" w:cs="Times New Roman"/>
                 <w:sz w:val="24"/>
                 <w:szCs w:val="24"/>
+                <w:highlight w:val="yellow"/>
               </w:rPr>
             </w:pPr>
             <w:r>
@@ -704,6 +775,7 @@
                 <w:rFonts w:ascii="Segoe UI Emoji" w:eastAsia="Times New Roman" w:hAnsi="Segoe UI Emoji" w:cs="Segoe UI Emoji"/>
                 <w:sz w:val="24"/>
                 <w:szCs w:val="24"/>
+                <w:highlight w:val="yellow"/>
               </w:rPr>
               <w:t>⬜</w:t>
             </w:r>
@@ -712,6 +784,7 @@
                 <w:rFonts w:ascii="Times New Roman" w:eastAsia="Times New Roman" w:hAnsi="Times New Roman" w:cs="Times New Roman"/>
                 <w:sz w:val="24"/>
                 <w:szCs w:val="24"/>
+                <w:highlight w:val="yellow"/>
               </w:rPr>
               <w:t xml:space="preserve"> To implement</w:t>
             </w:r>
@@ -931,13 +1004,15 @@
                 <w:rFonts w:ascii="Times New Roman" w:eastAsia="Times New Roman" w:hAnsi="Times New Roman" w:cs="Times New Roman"/>
                 <w:sz w:val="24"/>
                 <w:szCs w:val="24"/>
-              </w:rPr>
-            </w:pPr>
-            <w:r>
-              <w:rPr>
-                <w:rFonts w:ascii="Times New Roman" w:eastAsia="Times New Roman" w:hAnsi="Times New Roman" w:cs="Times New Roman"/>
-                <w:sz w:val="24"/>
-                <w:szCs w:val="24"/>
+                <w:highlight w:val="yellow"/>
+              </w:rPr>
+            </w:pPr>
+            <w:r>
+              <w:rPr>
+                <w:rFonts w:ascii="Times New Roman" w:eastAsia="Times New Roman" w:hAnsi="Times New Roman" w:cs="Times New Roman"/>
+                <w:sz w:val="24"/>
+                <w:szCs w:val="24"/>
+                <w:highlight w:val="yellow"/>
               </w:rPr>
               <w:t>B1</w:t>
             </w:r>
@@ -955,13 +1030,15 @@
                 <w:rFonts w:ascii="Times New Roman" w:eastAsia="Times New Roman" w:hAnsi="Times New Roman" w:cs="Times New Roman"/>
                 <w:sz w:val="24"/>
                 <w:szCs w:val="24"/>
-              </w:rPr>
-            </w:pPr>
-            <w:r>
-              <w:rPr>
-                <w:rFonts w:ascii="Times New Roman" w:eastAsia="Times New Roman" w:hAnsi="Times New Roman" w:cs="Times New Roman"/>
-                <w:sz w:val="24"/>
-                <w:szCs w:val="24"/>
+                <w:highlight w:val="yellow"/>
+              </w:rPr>
+            </w:pPr>
+            <w:r>
+              <w:rPr>
+                <w:rFonts w:ascii="Times New Roman" w:eastAsia="Times New Roman" w:hAnsi="Times New Roman" w:cs="Times New Roman"/>
+                <w:sz w:val="24"/>
+                <w:szCs w:val="24"/>
+                <w:highlight w:val="yellow"/>
               </w:rPr>
               <w:t>Delegation / acting / out-of-office (delegate approval authority, audited)</w:t>
             </w:r>
@@ -979,6 +1056,7 @@
                 <w:rFonts w:ascii="Times New Roman" w:eastAsia="Times New Roman" w:hAnsi="Times New Roman" w:cs="Times New Roman"/>
                 <w:sz w:val="24"/>
                 <w:szCs w:val="24"/>
+                <w:highlight w:val="yellow"/>
               </w:rPr>
             </w:pPr>
             <w:r>
@@ -986,6 +1064,7 @@
                 <w:rFonts w:ascii="Segoe UI Emoji" w:eastAsia="Times New Roman" w:hAnsi="Segoe UI Emoji" w:cs="Segoe UI Emoji"/>
                 <w:sz w:val="24"/>
                 <w:szCs w:val="24"/>
+                <w:highlight w:val="yellow"/>
               </w:rPr>
               <w:t>⬜</w:t>
             </w:r>
@@ -994,6 +1073,7 @@
                 <w:rFonts w:ascii="Times New Roman" w:eastAsia="Times New Roman" w:hAnsi="Times New Roman" w:cs="Times New Roman"/>
                 <w:sz w:val="24"/>
                 <w:szCs w:val="24"/>
+                <w:highlight w:val="yellow"/>
               </w:rPr>
               <w:t xml:space="preserve"> To implement</w:t>
             </w:r>
@@ -1013,13 +1093,15 @@
                 <w:rFonts w:ascii="Times New Roman" w:eastAsia="Times New Roman" w:hAnsi="Times New Roman" w:cs="Times New Roman"/>
                 <w:sz w:val="24"/>
                 <w:szCs w:val="24"/>
-              </w:rPr>
-            </w:pPr>
-            <w:r>
-              <w:rPr>
-                <w:rFonts w:ascii="Times New Roman" w:eastAsia="Times New Roman" w:hAnsi="Times New Roman" w:cs="Times New Roman"/>
-                <w:sz w:val="24"/>
-                <w:szCs w:val="24"/>
+                <w:highlight w:val="yellow"/>
+              </w:rPr>
+            </w:pPr>
+            <w:r>
+              <w:rPr>
+                <w:rFonts w:ascii="Times New Roman" w:eastAsia="Times New Roman" w:hAnsi="Times New Roman" w:cs="Times New Roman"/>
+                <w:sz w:val="24"/>
+                <w:szCs w:val="24"/>
+                <w:highlight w:val="yellow"/>
               </w:rPr>
               <w:t>B2</w:t>
             </w:r>
@@ -1037,13 +1119,15 @@
                 <w:rFonts w:ascii="Times New Roman" w:eastAsia="Times New Roman" w:hAnsi="Times New Roman" w:cs="Times New Roman"/>
                 <w:sz w:val="24"/>
                 <w:szCs w:val="24"/>
-              </w:rPr>
-            </w:pPr>
-            <w:r>
-              <w:rPr>
-                <w:rFonts w:ascii="Times New Roman" w:eastAsia="Times New Roman" w:hAnsi="Times New Roman" w:cs="Times New Roman"/>
-                <w:sz w:val="24"/>
-                <w:szCs w:val="24"/>
+                <w:highlight w:val="yellow"/>
+              </w:rPr>
+            </w:pPr>
+            <w:r>
+              <w:rPr>
+                <w:rFonts w:ascii="Times New Roman" w:eastAsia="Times New Roman" w:hAnsi="Times New Roman" w:cs="Times New Roman"/>
+                <w:sz w:val="24"/>
+                <w:szCs w:val="24"/>
+                <w:highlight w:val="yellow"/>
               </w:rPr>
               <w:t>SLA management &amp; escalations (configurable deadlines, auto-escalate, breach reports)</w:t>
             </w:r>
@@ -1061,6 +1145,7 @@
                 <w:rFonts w:ascii="Times New Roman" w:eastAsia="Times New Roman" w:hAnsi="Times New Roman" w:cs="Times New Roman"/>
                 <w:sz w:val="24"/>
                 <w:szCs w:val="24"/>
+                <w:highlight w:val="yellow"/>
               </w:rPr>
             </w:pPr>
             <w:r>
@@ -1068,6 +1153,7 @@
                 <w:rFonts w:ascii="Segoe UI Emoji" w:eastAsia="Times New Roman" w:hAnsi="Segoe UI Emoji" w:cs="Segoe UI Emoji"/>
                 <w:sz w:val="24"/>
                 <w:szCs w:val="24"/>
+                <w:highlight w:val="yellow"/>
               </w:rPr>
               <w:t>⬜</w:t>
             </w:r>
@@ -1076,6 +1162,7 @@
                 <w:rFonts w:ascii="Times New Roman" w:eastAsia="Times New Roman" w:hAnsi="Times New Roman" w:cs="Times New Roman"/>
                 <w:sz w:val="24"/>
                 <w:szCs w:val="24"/>
+                <w:highlight w:val="yellow"/>
               </w:rPr>
               <w:t xml:space="preserve"> To implement</w:t>
             </w:r>
@@ -1098,13 +1185,15 @@
                 <w:rFonts w:ascii="Times New Roman" w:eastAsia="Times New Roman" w:hAnsi="Times New Roman" w:cs="Times New Roman"/>
                 <w:sz w:val="24"/>
                 <w:szCs w:val="24"/>
-              </w:rPr>
-            </w:pPr>
-            <w:r>
-              <w:rPr>
-                <w:rFonts w:ascii="Times New Roman" w:eastAsia="Times New Roman" w:hAnsi="Times New Roman" w:cs="Times New Roman"/>
-                <w:sz w:val="24"/>
-                <w:szCs w:val="24"/>
+                <w:highlight w:val="yellow"/>
+              </w:rPr>
+            </w:pPr>
+            <w:r>
+              <w:rPr>
+                <w:rFonts w:ascii="Times New Roman" w:eastAsia="Times New Roman" w:hAnsi="Times New Roman" w:cs="Times New Roman"/>
+                <w:sz w:val="24"/>
+                <w:szCs w:val="24"/>
+                <w:highlight w:val="yellow"/>
               </w:rPr>
               <w:t>B3</w:t>
             </w:r>
@@ -1122,13 +1211,15 @@
                 <w:rFonts w:ascii="Times New Roman" w:eastAsia="Times New Roman" w:hAnsi="Times New Roman" w:cs="Times New Roman"/>
                 <w:sz w:val="24"/>
                 <w:szCs w:val="24"/>
-              </w:rPr>
-            </w:pPr>
-            <w:r>
-              <w:rPr>
-                <w:rFonts w:ascii="Times New Roman" w:eastAsia="Times New Roman" w:hAnsi="Times New Roman" w:cs="Times New Roman"/>
-                <w:sz w:val="24"/>
-                <w:szCs w:val="24"/>
+                <w:highlight w:val="yellow"/>
+              </w:rPr>
+            </w:pPr>
+            <w:r>
+              <w:rPr>
+                <w:rFonts w:ascii="Times New Roman" w:eastAsia="Times New Roman" w:hAnsi="Times New Roman" w:cs="Times New Roman"/>
+                <w:sz w:val="24"/>
+                <w:szCs w:val="24"/>
+                <w:highlight w:val="yellow"/>
               </w:rPr>
               <w:t>Unified approvals / task inbox (everything awaiting me, across workflows)</w:t>
             </w:r>
@@ -1146,6 +1237,7 @@
                 <w:rFonts w:ascii="Times New Roman" w:eastAsia="Times New Roman" w:hAnsi="Times New Roman" w:cs="Times New Roman"/>
                 <w:sz w:val="24"/>
                 <w:szCs w:val="24"/>
+                <w:highlight w:val="yellow"/>
               </w:rPr>
             </w:pPr>
             <w:r>
@@ -1153,6 +1245,7 @@
                 <w:rFonts w:ascii="Segoe UI Emoji" w:eastAsia="Times New Roman" w:hAnsi="Segoe UI Emoji" w:cs="Segoe UI Emoji"/>
                 <w:sz w:val="24"/>
                 <w:szCs w:val="24"/>
+                <w:highlight w:val="yellow"/>
               </w:rPr>
               <w:t>⬜</w:t>
             </w:r>
@@ -1161,6 +1254,7 @@
                 <w:rFonts w:ascii="Times New Roman" w:eastAsia="Times New Roman" w:hAnsi="Times New Roman" w:cs="Times New Roman"/>
                 <w:sz w:val="24"/>
                 <w:szCs w:val="24"/>
+                <w:highlight w:val="yellow"/>
               </w:rPr>
               <w:t xml:space="preserve"> To implement</w:t>
             </w:r>
@@ -1180,13 +1274,15 @@
                 <w:rFonts w:ascii="Times New Roman" w:eastAsia="Times New Roman" w:hAnsi="Times New Roman" w:cs="Times New Roman"/>
                 <w:sz w:val="24"/>
                 <w:szCs w:val="24"/>
-              </w:rPr>
-            </w:pPr>
-            <w:r>
-              <w:rPr>
-                <w:rFonts w:ascii="Times New Roman" w:eastAsia="Times New Roman" w:hAnsi="Times New Roman" w:cs="Times New Roman"/>
-                <w:sz w:val="24"/>
-                <w:szCs w:val="24"/>
+                <w:highlight w:val="yellow"/>
+              </w:rPr>
+            </w:pPr>
+            <w:r>
+              <w:rPr>
+                <w:rFonts w:ascii="Times New Roman" w:eastAsia="Times New Roman" w:hAnsi="Times New Roman" w:cs="Times New Roman"/>
+                <w:sz w:val="24"/>
+                <w:szCs w:val="24"/>
+                <w:highlight w:val="yellow"/>
               </w:rPr>
               <w:t>B4</w:t>
             </w:r>
@@ -1204,13 +1300,15 @@
                 <w:rFonts w:ascii="Times New Roman" w:eastAsia="Times New Roman" w:hAnsi="Times New Roman" w:cs="Times New Roman"/>
                 <w:sz w:val="24"/>
                 <w:szCs w:val="24"/>
-              </w:rPr>
-            </w:pPr>
-            <w:r>
-              <w:rPr>
-                <w:rFonts w:ascii="Times New Roman" w:eastAsia="Times New Roman" w:hAnsi="Times New Roman" w:cs="Times New Roman"/>
-                <w:sz w:val="24"/>
-                <w:szCs w:val="24"/>
+                <w:highlight w:val="yellow"/>
+              </w:rPr>
+            </w:pPr>
+            <w:r>
+              <w:rPr>
+                <w:rFonts w:ascii="Times New Roman" w:eastAsia="Times New Roman" w:hAnsi="Times New Roman" w:cs="Times New Roman"/>
+                <w:sz w:val="24"/>
+                <w:szCs w:val="24"/>
+                <w:highlight w:val="yellow"/>
               </w:rPr>
               <w:t>Ministry self-service portal (track own submissions without PSC)</w:t>
             </w:r>
@@ -1228,6 +1326,7 @@
                 <w:rFonts w:ascii="Times New Roman" w:eastAsia="Times New Roman" w:hAnsi="Times New Roman" w:cs="Times New Roman"/>
                 <w:sz w:val="24"/>
                 <w:szCs w:val="24"/>
+                <w:highlight w:val="yellow"/>
               </w:rPr>
             </w:pPr>
             <w:r>
@@ -1235,6 +1334,7 @@
                 <w:rFonts w:ascii="Segoe UI Emoji" w:eastAsia="Times New Roman" w:hAnsi="Segoe UI Emoji" w:cs="Segoe UI Emoji"/>
                 <w:sz w:val="24"/>
                 <w:szCs w:val="24"/>
+                <w:highlight w:val="yellow"/>
               </w:rPr>
               <w:t>⬜</w:t>
             </w:r>
@@ -1243,6 +1343,7 @@
                 <w:rFonts w:ascii="Times New Roman" w:eastAsia="Times New Roman" w:hAnsi="Times New Roman" w:cs="Times New Roman"/>
                 <w:sz w:val="24"/>
                 <w:szCs w:val="24"/>
+                <w:highlight w:val="yellow"/>
               </w:rPr>
               <w:t xml:space="preserve"> To implement</w:t>
             </w:r>
@@ -1265,13 +1366,15 @@
                 <w:rFonts w:ascii="Times New Roman" w:eastAsia="Times New Roman" w:hAnsi="Times New Roman" w:cs="Times New Roman"/>
                 <w:sz w:val="24"/>
                 <w:szCs w:val="24"/>
-              </w:rPr>
-            </w:pPr>
-            <w:r>
-              <w:rPr>
-                <w:rFonts w:ascii="Times New Roman" w:eastAsia="Times New Roman" w:hAnsi="Times New Roman" w:cs="Times New Roman"/>
-                <w:sz w:val="24"/>
-                <w:szCs w:val="24"/>
+                <w:highlight w:val="yellow"/>
+              </w:rPr>
+            </w:pPr>
+            <w:r>
+              <w:rPr>
+                <w:rFonts w:ascii="Times New Roman" w:eastAsia="Times New Roman" w:hAnsi="Times New Roman" w:cs="Times New Roman"/>
+                <w:sz w:val="24"/>
+                <w:szCs w:val="24"/>
+                <w:highlight w:val="yellow"/>
               </w:rPr>
               <w:t>B5</w:t>
             </w:r>
@@ -1289,13 +1392,15 @@
                 <w:rFonts w:ascii="Times New Roman" w:eastAsia="Times New Roman" w:hAnsi="Times New Roman" w:cs="Times New Roman"/>
                 <w:sz w:val="24"/>
                 <w:szCs w:val="24"/>
-              </w:rPr>
-            </w:pPr>
-            <w:r>
-              <w:rPr>
-                <w:rFonts w:ascii="Times New Roman" w:eastAsia="Times New Roman" w:hAnsi="Times New Roman" w:cs="Times New Roman"/>
-                <w:sz w:val="24"/>
-                <w:szCs w:val="24"/>
+                <w:highlight w:val="yellow"/>
+              </w:rPr>
+            </w:pPr>
+            <w:r>
+              <w:rPr>
+                <w:rFonts w:ascii="Times New Roman" w:eastAsia="Times New Roman" w:hAnsi="Times New Roman" w:cs="Times New Roman"/>
+                <w:sz w:val="24"/>
+                <w:szCs w:val="24"/>
+                <w:highlight w:val="yellow"/>
               </w:rPr>
               <w:t>Mobile approvals for commissioners (PWA approve-on-phone)</w:t>
             </w:r>
@@ -1313,6 +1418,7 @@
                 <w:rFonts w:ascii="Times New Roman" w:eastAsia="Times New Roman" w:hAnsi="Times New Roman" w:cs="Times New Roman"/>
                 <w:sz w:val="24"/>
                 <w:szCs w:val="24"/>
+                <w:highlight w:val="yellow"/>
               </w:rPr>
             </w:pPr>
             <w:r>
@@ -1320,6 +1426,7 @@
                 <w:rFonts w:ascii="Segoe UI Emoji" w:eastAsia="Times New Roman" w:hAnsi="Segoe UI Emoji" w:cs="Segoe UI Emoji"/>
                 <w:sz w:val="24"/>
                 <w:szCs w:val="24"/>
+                <w:highlight w:val="yellow"/>
               </w:rPr>
               <w:t>⬜</w:t>
             </w:r>
@@ -1328,6 +1435,7 @@
                 <w:rFonts w:ascii="Times New Roman" w:eastAsia="Times New Roman" w:hAnsi="Times New Roman" w:cs="Times New Roman"/>
                 <w:sz w:val="24"/>
                 <w:szCs w:val="24"/>
+                <w:highlight w:val="yellow"/>
               </w:rPr>
               <w:t xml:space="preserve"> To implement</w:t>
             </w:r>
@@ -1347,13 +1455,15 @@
                 <w:rFonts w:ascii="Times New Roman" w:eastAsia="Times New Roman" w:hAnsi="Times New Roman" w:cs="Times New Roman"/>
                 <w:sz w:val="24"/>
                 <w:szCs w:val="24"/>
-              </w:rPr>
-            </w:pPr>
-            <w:r>
-              <w:rPr>
-                <w:rFonts w:ascii="Times New Roman" w:eastAsia="Times New Roman" w:hAnsi="Times New Roman" w:cs="Times New Roman"/>
-                <w:sz w:val="24"/>
-                <w:szCs w:val="24"/>
+                <w:highlight w:val="yellow"/>
+              </w:rPr>
+            </w:pPr>
+            <w:r>
+              <w:rPr>
+                <w:rFonts w:ascii="Times New Roman" w:eastAsia="Times New Roman" w:hAnsi="Times New Roman" w:cs="Times New Roman"/>
+                <w:sz w:val="24"/>
+                <w:szCs w:val="24"/>
+                <w:highlight w:val="yellow"/>
               </w:rPr>
               <w:t>B6</w:t>
             </w:r>
@@ -1371,13 +1481,15 @@
                 <w:rFonts w:ascii="Times New Roman" w:eastAsia="Times New Roman" w:hAnsi="Times New Roman" w:cs="Times New Roman"/>
                 <w:sz w:val="24"/>
                 <w:szCs w:val="24"/>
-              </w:rPr>
-            </w:pPr>
-            <w:r>
-              <w:rPr>
-                <w:rFonts w:ascii="Times New Roman" w:eastAsia="Times New Roman" w:hAnsi="Times New Roman" w:cs="Times New Roman"/>
-                <w:sz w:val="24"/>
-                <w:szCs w:val="24"/>
+                <w:highlight w:val="yellow"/>
+              </w:rPr>
+            </w:pPr>
+            <w:r>
+              <w:rPr>
+                <w:rFonts w:ascii="Times New Roman" w:eastAsia="Times New Roman" w:hAnsi="Times New Roman" w:cs="Times New Roman"/>
+                <w:sz w:val="24"/>
+                <w:szCs w:val="24"/>
+                <w:highlight w:val="yellow"/>
               </w:rPr>
               <w:t>Document generation &amp; template library (letters/minutes + merge fields + e-sign)</w:t>
             </w:r>
@@ -1395,6 +1507,7 @@
                 <w:rFonts w:ascii="Times New Roman" w:eastAsia="Times New Roman" w:hAnsi="Times New Roman" w:cs="Times New Roman"/>
                 <w:sz w:val="24"/>
                 <w:szCs w:val="24"/>
+                <w:highlight w:val="yellow"/>
               </w:rPr>
             </w:pPr>
             <w:r>
@@ -1402,6 +1515,7 @@
                 <w:rFonts w:ascii="Segoe UI Emoji" w:eastAsia="Times New Roman" w:hAnsi="Segoe UI Emoji" w:cs="Segoe UI Emoji"/>
                 <w:sz w:val="24"/>
                 <w:szCs w:val="24"/>
+                <w:highlight w:val="yellow"/>
               </w:rPr>
               <w:t>⬜</w:t>
             </w:r>
@@ -1410,6 +1524,7 @@
                 <w:rFonts w:ascii="Times New Roman" w:eastAsia="Times New Roman" w:hAnsi="Times New Roman" w:cs="Times New Roman"/>
                 <w:sz w:val="24"/>
                 <w:szCs w:val="24"/>
+                <w:highlight w:val="yellow"/>
               </w:rPr>
               <w:t xml:space="preserve"> To implement</w:t>
             </w:r>
@@ -1432,13 +1547,15 @@
                 <w:rFonts w:ascii="Times New Roman" w:eastAsia="Times New Roman" w:hAnsi="Times New Roman" w:cs="Times New Roman"/>
                 <w:sz w:val="24"/>
                 <w:szCs w:val="24"/>
-              </w:rPr>
-            </w:pPr>
-            <w:r>
-              <w:rPr>
-                <w:rFonts w:ascii="Times New Roman" w:eastAsia="Times New Roman" w:hAnsi="Times New Roman" w:cs="Times New Roman"/>
-                <w:sz w:val="24"/>
-                <w:szCs w:val="24"/>
+                <w:highlight w:val="yellow"/>
+              </w:rPr>
+            </w:pPr>
+            <w:r>
+              <w:rPr>
+                <w:rFonts w:ascii="Times New Roman" w:eastAsia="Times New Roman" w:hAnsi="Times New Roman" w:cs="Times New Roman"/>
+                <w:sz w:val="24"/>
+                <w:szCs w:val="24"/>
+                <w:highlight w:val="yellow"/>
               </w:rPr>
               <w:t>B7</w:t>
             </w:r>
@@ -1456,13 +1573,15 @@
                 <w:rFonts w:ascii="Times New Roman" w:eastAsia="Times New Roman" w:hAnsi="Times New Roman" w:cs="Times New Roman"/>
                 <w:sz w:val="24"/>
                 <w:szCs w:val="24"/>
-              </w:rPr>
-            </w:pPr>
-            <w:r>
-              <w:rPr>
-                <w:rFonts w:ascii="Times New Roman" w:eastAsia="Times New Roman" w:hAnsi="Times New Roman" w:cs="Times New Roman"/>
-                <w:sz w:val="24"/>
-                <w:szCs w:val="24"/>
+                <w:highlight w:val="yellow"/>
+              </w:rPr>
+            </w:pPr>
+            <w:r>
+              <w:rPr>
+                <w:rFonts w:ascii="Times New Roman" w:eastAsia="Times New Roman" w:hAnsi="Times New Roman" w:cs="Times New Roman"/>
+                <w:sz w:val="24"/>
+                <w:szCs w:val="24"/>
+                <w:highlight w:val="yellow"/>
               </w:rPr>
               <w:t>Predictive insights (turnaround prediction, bottleneck/at-risk detection)</w:t>
             </w:r>
@@ -1480,6 +1599,7 @@
                 <w:rFonts w:ascii="Times New Roman" w:eastAsia="Times New Roman" w:hAnsi="Times New Roman" w:cs="Times New Roman"/>
                 <w:sz w:val="24"/>
                 <w:szCs w:val="24"/>
+                <w:highlight w:val="yellow"/>
               </w:rPr>
             </w:pPr>
             <w:r>
@@ -1487,6 +1607,7 @@
                 <w:rFonts w:ascii="Segoe UI Emoji" w:eastAsia="Times New Roman" w:hAnsi="Segoe UI Emoji" w:cs="Segoe UI Emoji"/>
                 <w:sz w:val="24"/>
                 <w:szCs w:val="24"/>
+                <w:highlight w:val="yellow"/>
               </w:rPr>
               <w:t>⬜</w:t>
             </w:r>
@@ -1495,6 +1616,7 @@
                 <w:rFonts w:ascii="Times New Roman" w:eastAsia="Times New Roman" w:hAnsi="Times New Roman" w:cs="Times New Roman"/>
                 <w:sz w:val="24"/>
                 <w:szCs w:val="24"/>
+                <w:highlight w:val="yellow"/>
               </w:rPr>
               <w:t xml:space="preserve"> To implement</w:t>
             </w:r>
@@ -1514,13 +1636,15 @@
                 <w:rFonts w:ascii="Times New Roman" w:eastAsia="Times New Roman" w:hAnsi="Times New Roman" w:cs="Times New Roman"/>
                 <w:sz w:val="24"/>
                 <w:szCs w:val="24"/>
-              </w:rPr>
-            </w:pPr>
-            <w:r>
-              <w:rPr>
-                <w:rFonts w:ascii="Times New Roman" w:eastAsia="Times New Roman" w:hAnsi="Times New Roman" w:cs="Times New Roman"/>
-                <w:sz w:val="24"/>
-                <w:szCs w:val="24"/>
+                <w:highlight w:val="yellow"/>
+              </w:rPr>
+            </w:pPr>
+            <w:r>
+              <w:rPr>
+                <w:rFonts w:ascii="Times New Roman" w:eastAsia="Times New Roman" w:hAnsi="Times New Roman" w:cs="Times New Roman"/>
+                <w:sz w:val="24"/>
+                <w:szCs w:val="24"/>
+                <w:highlight w:val="yellow"/>
               </w:rPr>
               <w:t>B8</w:t>
             </w:r>
@@ -1538,13 +1662,15 @@
                 <w:rFonts w:ascii="Times New Roman" w:eastAsia="Times New Roman" w:hAnsi="Times New Roman" w:cs="Times New Roman"/>
                 <w:sz w:val="24"/>
                 <w:szCs w:val="24"/>
-              </w:rPr>
-            </w:pPr>
-            <w:r>
-              <w:rPr>
-                <w:rFonts w:ascii="Times New Roman" w:eastAsia="Times New Roman" w:hAnsi="Times New Roman" w:cs="Times New Roman"/>
-                <w:sz w:val="24"/>
-                <w:szCs w:val="24"/>
+                <w:highlight w:val="yellow"/>
+              </w:rPr>
+            </w:pPr>
+            <w:r>
+              <w:rPr>
+                <w:rFonts w:ascii="Times New Roman" w:eastAsia="Times New Roman" w:hAnsi="Times New Roman" w:cs="Times New Roman"/>
+                <w:sz w:val="24"/>
+                <w:szCs w:val="24"/>
+                <w:highlight w:val="yellow"/>
               </w:rPr>
               <w:t>Agenda-readiness indicator ("enough items to call a sitting" for the Chairperson)</w:t>
             </w:r>
@@ -1562,6 +1688,7 @@
                 <w:rFonts w:ascii="Times New Roman" w:eastAsia="Times New Roman" w:hAnsi="Times New Roman" w:cs="Times New Roman"/>
                 <w:sz w:val="24"/>
                 <w:szCs w:val="24"/>
+                <w:highlight w:val="yellow"/>
               </w:rPr>
             </w:pPr>
             <w:r>
@@ -1569,6 +1696,7 @@
                 <w:rFonts w:ascii="Segoe UI Emoji" w:eastAsia="Times New Roman" w:hAnsi="Segoe UI Emoji" w:cs="Segoe UI Emoji"/>
                 <w:sz w:val="24"/>
                 <w:szCs w:val="24"/>
+                <w:highlight w:val="yellow"/>
               </w:rPr>
               <w:t>⬜</w:t>
             </w:r>
@@ -1577,6 +1705,7 @@
                 <w:rFonts w:ascii="Times New Roman" w:eastAsia="Times New Roman" w:hAnsi="Times New Roman" w:cs="Times New Roman"/>
                 <w:sz w:val="24"/>
                 <w:szCs w:val="24"/>
+                <w:highlight w:val="yellow"/>
               </w:rPr>
               <w:t xml:space="preserve"> To implement (proposed this session)</w:t>
             </w:r>
@@ -1599,13 +1728,15 @@
                 <w:rFonts w:ascii="Times New Roman" w:eastAsia="Times New Roman" w:hAnsi="Times New Roman" w:cs="Times New Roman"/>
                 <w:sz w:val="24"/>
                 <w:szCs w:val="24"/>
-              </w:rPr>
-            </w:pPr>
-            <w:r>
-              <w:rPr>
-                <w:rFonts w:ascii="Times New Roman" w:eastAsia="Times New Roman" w:hAnsi="Times New Roman" w:cs="Times New Roman"/>
-                <w:sz w:val="24"/>
-                <w:szCs w:val="24"/>
+                <w:highlight w:val="yellow"/>
+              </w:rPr>
+            </w:pPr>
+            <w:r>
+              <w:rPr>
+                <w:rFonts w:ascii="Times New Roman" w:eastAsia="Times New Roman" w:hAnsi="Times New Roman" w:cs="Times New Roman"/>
+                <w:sz w:val="24"/>
+                <w:szCs w:val="24"/>
+                <w:highlight w:val="yellow"/>
               </w:rPr>
               <w:t>B9</w:t>
             </w:r>
@@ -1623,13 +1754,15 @@
                 <w:rFonts w:ascii="Times New Roman" w:eastAsia="Times New Roman" w:hAnsi="Times New Roman" w:cs="Times New Roman"/>
                 <w:sz w:val="24"/>
                 <w:szCs w:val="24"/>
-              </w:rPr>
-            </w:pPr>
-            <w:r>
-              <w:rPr>
-                <w:rFonts w:ascii="Times New Roman" w:eastAsia="Times New Roman" w:hAnsi="Times New Roman" w:cs="Times New Roman"/>
-                <w:sz w:val="24"/>
-                <w:szCs w:val="24"/>
+                <w:highlight w:val="yellow"/>
+              </w:rPr>
+            </w:pPr>
+            <w:r>
+              <w:rPr>
+                <w:rFonts w:ascii="Times New Roman" w:eastAsia="Times New Roman" w:hAnsi="Times New Roman" w:cs="Times New Roman"/>
+                <w:sz w:val="24"/>
+                <w:szCs w:val="24"/>
+                <w:highlight w:val="yellow"/>
               </w:rPr>
               <w:t>Workflow Automation (no-code visual builder; </w:t>
             </w:r>
@@ -1639,6 +1772,7 @@
                 <w:color w:val="0073E6"/>
                 <w:sz w:val="20"/>
                 <w:szCs w:val="20"/>
+                <w:highlight w:val="yellow"/>
               </w:rPr>
               <w:t>spec</w:t>
             </w:r>
@@ -1647,6 +1781,7 @@
                 <w:rFonts w:ascii="Times New Roman" w:eastAsia="Times New Roman" w:hAnsi="Times New Roman" w:cs="Times New Roman"/>
                 <w:sz w:val="24"/>
                 <w:szCs w:val="24"/>
+                <w:highlight w:val="yellow"/>
               </w:rPr>
               <w:t>)</w:t>
             </w:r>
@@ -1664,6 +1799,7 @@
                 <w:rFonts w:ascii="Times New Roman" w:eastAsia="Times New Roman" w:hAnsi="Times New Roman" w:cs="Times New Roman"/>
                 <w:sz w:val="24"/>
                 <w:szCs w:val="24"/>
+                <w:highlight w:val="yellow"/>
               </w:rPr>
             </w:pPr>
             <w:r>
@@ -1671,6 +1807,7 @@
                 <w:rFonts w:ascii="Segoe UI Emoji" w:eastAsia="Times New Roman" w:hAnsi="Segoe UI Emoji" w:cs="Segoe UI Emoji"/>
                 <w:sz w:val="24"/>
                 <w:szCs w:val="24"/>
+                <w:highlight w:val="yellow"/>
               </w:rPr>
               <w:t>📝</w:t>
             </w:r>
@@ -1679,6 +1816,7 @@
                 <w:rFonts w:ascii="Times New Roman" w:eastAsia="Times New Roman" w:hAnsi="Times New Roman" w:cs="Times New Roman"/>
                 <w:sz w:val="24"/>
                 <w:szCs w:val="24"/>
+                <w:highlight w:val="yellow"/>
               </w:rPr>
               <w:t xml:space="preserve"> Spec'd — to implement</w:t>
             </w:r>
@@ -1829,13 +1967,15 @@
                 <w:rFonts w:ascii="Times New Roman" w:eastAsia="Times New Roman" w:hAnsi="Times New Roman" w:cs="Times New Roman"/>
                 <w:sz w:val="24"/>
                 <w:szCs w:val="24"/>
-              </w:rPr>
-            </w:pPr>
-            <w:r>
-              <w:rPr>
-                <w:rFonts w:ascii="Times New Roman" w:eastAsia="Times New Roman" w:hAnsi="Times New Roman" w:cs="Times New Roman"/>
-                <w:sz w:val="24"/>
-                <w:szCs w:val="24"/>
+                <w:highlight w:val="yellow"/>
+              </w:rPr>
+            </w:pPr>
+            <w:r>
+              <w:rPr>
+                <w:rFonts w:ascii="Times New Roman" w:eastAsia="Times New Roman" w:hAnsi="Times New Roman" w:cs="Times New Roman"/>
+                <w:sz w:val="24"/>
+                <w:szCs w:val="24"/>
+                <w:highlight w:val="yellow"/>
               </w:rPr>
               <w:t>C1</w:t>
             </w:r>
@@ -1853,15 +1993,37 @@
                 <w:rFonts w:ascii="Times New Roman" w:eastAsia="Times New Roman" w:hAnsi="Times New Roman" w:cs="Times New Roman"/>
                 <w:sz w:val="24"/>
                 <w:szCs w:val="24"/>
-              </w:rPr>
-            </w:pPr>
-            <w:r>
-              <w:rPr>
-                <w:rFonts w:ascii="Times New Roman" w:eastAsia="Times New Roman" w:hAnsi="Times New Roman" w:cs="Times New Roman"/>
-                <w:sz w:val="24"/>
-                <w:szCs w:val="24"/>
-              </w:rPr>
-              <w:t>CI/CD + quality gates (GitHub Actions: pytest, build, lint, SAST/SCA, coverage)</w:t>
+                <w:highlight w:val="yellow"/>
+              </w:rPr>
+            </w:pPr>
+            <w:r>
+              <w:rPr>
+                <w:rFonts w:ascii="Times New Roman" w:eastAsia="Times New Roman" w:hAnsi="Times New Roman" w:cs="Times New Roman"/>
+                <w:sz w:val="24"/>
+                <w:szCs w:val="24"/>
+                <w:highlight w:val="yellow"/>
+              </w:rPr>
+              <w:t xml:space="preserve">CI/CD + quality gates (GitHub Actions: </w:t>
+            </w:r>
+            <w:proofErr w:type="spellStart"/>
+            <w:r>
+              <w:rPr>
+                <w:rFonts w:ascii="Times New Roman" w:eastAsia="Times New Roman" w:hAnsi="Times New Roman" w:cs="Times New Roman"/>
+                <w:sz w:val="24"/>
+                <w:szCs w:val="24"/>
+                <w:highlight w:val="yellow"/>
+              </w:rPr>
+              <w:t>pytest</w:t>
+            </w:r>
+            <w:proofErr w:type="spellEnd"/>
+            <w:r>
+              <w:rPr>
+                <w:rFonts w:ascii="Times New Roman" w:eastAsia="Times New Roman" w:hAnsi="Times New Roman" w:cs="Times New Roman"/>
+                <w:sz w:val="24"/>
+                <w:szCs w:val="24"/>
+                <w:highlight w:val="yellow"/>
+              </w:rPr>
+              <w:t>, build, lint, SAST/SCA, coverage)</w:t>
             </w:r>
           </w:p>
         </w:tc>
@@ -1877,6 +2039,7 @@
                 <w:rFonts w:ascii="Times New Roman" w:eastAsia="Times New Roman" w:hAnsi="Times New Roman" w:cs="Times New Roman"/>
                 <w:sz w:val="24"/>
                 <w:szCs w:val="24"/>
+                <w:highlight w:val="yellow"/>
               </w:rPr>
             </w:pPr>
             <w:r>
@@ -1884,6 +2047,7 @@
                 <w:rFonts w:ascii="Segoe UI Emoji" w:eastAsia="Times New Roman" w:hAnsi="Segoe UI Emoji" w:cs="Segoe UI Emoji"/>
                 <w:sz w:val="24"/>
                 <w:szCs w:val="24"/>
+                <w:highlight w:val="yellow"/>
               </w:rPr>
               <w:t>⬜</w:t>
             </w:r>
@@ -1892,6 +2056,7 @@
                 <w:rFonts w:ascii="Times New Roman" w:eastAsia="Times New Roman" w:hAnsi="Times New Roman" w:cs="Times New Roman"/>
                 <w:sz w:val="24"/>
                 <w:szCs w:val="24"/>
+                <w:highlight w:val="yellow"/>
               </w:rPr>
               <w:t xml:space="preserve"> To implement</w:t>
             </w:r>
@@ -1996,13 +2161,15 @@
                 <w:rFonts w:ascii="Times New Roman" w:eastAsia="Times New Roman" w:hAnsi="Times New Roman" w:cs="Times New Roman"/>
                 <w:sz w:val="24"/>
                 <w:szCs w:val="24"/>
-              </w:rPr>
-            </w:pPr>
-            <w:r>
-              <w:rPr>
-                <w:rFonts w:ascii="Times New Roman" w:eastAsia="Times New Roman" w:hAnsi="Times New Roman" w:cs="Times New Roman"/>
-                <w:sz w:val="24"/>
-                <w:szCs w:val="24"/>
+                <w:highlight w:val="yellow"/>
+              </w:rPr>
+            </w:pPr>
+            <w:r>
+              <w:rPr>
+                <w:rFonts w:ascii="Times New Roman" w:eastAsia="Times New Roman" w:hAnsi="Times New Roman" w:cs="Times New Roman"/>
+                <w:sz w:val="24"/>
+                <w:szCs w:val="24"/>
+                <w:highlight w:val="yellow"/>
               </w:rPr>
               <w:t>C3</w:t>
             </w:r>
@@ -2020,13 +2187,15 @@
                 <w:rFonts w:ascii="Times New Roman" w:eastAsia="Times New Roman" w:hAnsi="Times New Roman" w:cs="Times New Roman"/>
                 <w:sz w:val="24"/>
                 <w:szCs w:val="24"/>
-              </w:rPr>
-            </w:pPr>
-            <w:r>
-              <w:rPr>
-                <w:rFonts w:ascii="Times New Roman" w:eastAsia="Times New Roman" w:hAnsi="Times New Roman" w:cs="Times New Roman"/>
-                <w:sz w:val="24"/>
-                <w:szCs w:val="24"/>
+                <w:highlight w:val="yellow"/>
+              </w:rPr>
+            </w:pPr>
+            <w:r>
+              <w:rPr>
+                <w:rFonts w:ascii="Times New Roman" w:eastAsia="Times New Roman" w:hAnsi="Times New Roman" w:cs="Times New Roman"/>
+                <w:sz w:val="24"/>
+                <w:szCs w:val="24"/>
+                <w:highlight w:val="yellow"/>
               </w:rPr>
               <w:t>Observability + health (</w:t>
             </w:r>
@@ -2036,31 +2205,59 @@
                 <w:color w:val="0A0A0A"/>
                 <w:sz w:val="20"/>
                 <w:szCs w:val="20"/>
-              </w:rPr>
-              <w:t>/healthz</w:t>
-            </w:r>
-            <w:r>
-              <w:rPr>
-                <w:rFonts w:ascii="Times New Roman" w:eastAsia="Times New Roman" w:hAnsi="Times New Roman" w:cs="Times New Roman"/>
-                <w:sz w:val="24"/>
-                <w:szCs w:val="24"/>
-              </w:rPr>
-              <w:t>, </w:t>
-            </w:r>
+                <w:highlight w:val="yellow"/>
+              </w:rPr>
+              <w:t>/</w:t>
+            </w:r>
+            <w:proofErr w:type="spellStart"/>
             <w:r>
               <w:rPr>
                 <w:rFonts w:ascii="Courier New" w:eastAsia="Times New Roman" w:hAnsi="Courier New" w:cs="Courier New"/>
                 <w:color w:val="0A0A0A"/>
                 <w:sz w:val="20"/>
                 <w:szCs w:val="20"/>
-              </w:rPr>
-              <w:t>/readyz</w:t>
-            </w:r>
-            <w:r>
-              <w:rPr>
-                <w:rFonts w:ascii="Times New Roman" w:eastAsia="Times New Roman" w:hAnsi="Times New Roman" w:cs="Times New Roman"/>
-                <w:sz w:val="24"/>
-                <w:szCs w:val="24"/>
+                <w:highlight w:val="yellow"/>
+              </w:rPr>
+              <w:t>healthz</w:t>
+            </w:r>
+            <w:proofErr w:type="spellEnd"/>
+            <w:r>
+              <w:rPr>
+                <w:rFonts w:ascii="Times New Roman" w:eastAsia="Times New Roman" w:hAnsi="Times New Roman" w:cs="Times New Roman"/>
+                <w:sz w:val="24"/>
+                <w:szCs w:val="24"/>
+                <w:highlight w:val="yellow"/>
+              </w:rPr>
+              <w:t>, </w:t>
+            </w:r>
+            <w:r>
+              <w:rPr>
+                <w:rFonts w:ascii="Courier New" w:eastAsia="Times New Roman" w:hAnsi="Courier New" w:cs="Courier New"/>
+                <w:color w:val="0A0A0A"/>
+                <w:sz w:val="20"/>
+                <w:szCs w:val="20"/>
+                <w:highlight w:val="yellow"/>
+              </w:rPr>
+              <w:t>/</w:t>
+            </w:r>
+            <w:proofErr w:type="spellStart"/>
+            <w:r>
+              <w:rPr>
+                <w:rFonts w:ascii="Courier New" w:eastAsia="Times New Roman" w:hAnsi="Courier New" w:cs="Courier New"/>
+                <w:color w:val="0A0A0A"/>
+                <w:sz w:val="20"/>
+                <w:szCs w:val="20"/>
+                <w:highlight w:val="yellow"/>
+              </w:rPr>
+              <w:t>readyz</w:t>
+            </w:r>
+            <w:proofErr w:type="spellEnd"/>
+            <w:r>
+              <w:rPr>
+                <w:rFonts w:ascii="Times New Roman" w:eastAsia="Times New Roman" w:hAnsi="Times New Roman" w:cs="Times New Roman"/>
+                <w:sz w:val="24"/>
+                <w:szCs w:val="24"/>
+                <w:highlight w:val="yellow"/>
               </w:rPr>
               <w:t>, metrics, structured logs, Sentry, alerting)</w:t>
             </w:r>
@@ -2078,6 +2275,7 @@
                 <w:rFonts w:ascii="Times New Roman" w:eastAsia="Times New Roman" w:hAnsi="Times New Roman" w:cs="Times New Roman"/>
                 <w:sz w:val="24"/>
                 <w:szCs w:val="24"/>
+                <w:highlight w:val="yellow"/>
               </w:rPr>
             </w:pPr>
             <w:r>
@@ -2085,6 +2283,7 @@
                 <w:rFonts w:ascii="Segoe UI Emoji" w:eastAsia="Times New Roman" w:hAnsi="Segoe UI Emoji" w:cs="Segoe UI Emoji"/>
                 <w:sz w:val="24"/>
                 <w:szCs w:val="24"/>
+                <w:highlight w:val="yellow"/>
               </w:rPr>
               <w:t>⬜</w:t>
             </w:r>
@@ -2093,6 +2292,7 @@
                 <w:rFonts w:ascii="Times New Roman" w:eastAsia="Times New Roman" w:hAnsi="Times New Roman" w:cs="Times New Roman"/>
                 <w:sz w:val="24"/>
                 <w:szCs w:val="24"/>
+                <w:highlight w:val="yellow"/>
               </w:rPr>
               <w:t xml:space="preserve"> To implement</w:t>
             </w:r>
@@ -2112,13 +2312,15 @@
                 <w:rFonts w:ascii="Times New Roman" w:eastAsia="Times New Roman" w:hAnsi="Times New Roman" w:cs="Times New Roman"/>
                 <w:sz w:val="24"/>
                 <w:szCs w:val="24"/>
-              </w:rPr>
-            </w:pPr>
-            <w:r>
-              <w:rPr>
-                <w:rFonts w:ascii="Times New Roman" w:eastAsia="Times New Roman" w:hAnsi="Times New Roman" w:cs="Times New Roman"/>
-                <w:sz w:val="24"/>
-                <w:szCs w:val="24"/>
+                <w:highlight w:val="yellow"/>
+              </w:rPr>
+            </w:pPr>
+            <w:r>
+              <w:rPr>
+                <w:rFonts w:ascii="Times New Roman" w:eastAsia="Times New Roman" w:hAnsi="Times New Roman" w:cs="Times New Roman"/>
+                <w:sz w:val="24"/>
+                <w:szCs w:val="24"/>
+                <w:highlight w:val="yellow"/>
               </w:rPr>
               <w:t>C4</w:t>
             </w:r>
@@ -2136,15 +2338,37 @@
                 <w:rFonts w:ascii="Times New Roman" w:eastAsia="Times New Roman" w:hAnsi="Times New Roman" w:cs="Times New Roman"/>
                 <w:sz w:val="24"/>
                 <w:szCs w:val="24"/>
-              </w:rPr>
-            </w:pPr>
-            <w:r>
-              <w:rPr>
-                <w:rFonts w:ascii="Times New Roman" w:eastAsia="Times New Roman" w:hAnsi="Times New Roman" w:cs="Times New Roman"/>
-                <w:sz w:val="24"/>
-                <w:szCs w:val="24"/>
-              </w:rPr>
-              <w:t>Security hardening (CSP/headers baseline, dependency/container scanning, secrets mgmt, pen-test)</w:t>
+                <w:highlight w:val="yellow"/>
+              </w:rPr>
+            </w:pPr>
+            <w:r>
+              <w:rPr>
+                <w:rFonts w:ascii="Times New Roman" w:eastAsia="Times New Roman" w:hAnsi="Times New Roman" w:cs="Times New Roman"/>
+                <w:sz w:val="24"/>
+                <w:szCs w:val="24"/>
+                <w:highlight w:val="yellow"/>
+              </w:rPr>
+              <w:t xml:space="preserve">Security hardening (CSP/headers baseline, dependency/container scanning, secrets </w:t>
+            </w:r>
+            <w:proofErr w:type="spellStart"/>
+            <w:r>
+              <w:rPr>
+                <w:rFonts w:ascii="Times New Roman" w:eastAsia="Times New Roman" w:hAnsi="Times New Roman" w:cs="Times New Roman"/>
+                <w:sz w:val="24"/>
+                <w:szCs w:val="24"/>
+                <w:highlight w:val="yellow"/>
+              </w:rPr>
+              <w:t>mgmt</w:t>
+            </w:r>
+            <w:proofErr w:type="spellEnd"/>
+            <w:r>
+              <w:rPr>
+                <w:rFonts w:ascii="Times New Roman" w:eastAsia="Times New Roman" w:hAnsi="Times New Roman" w:cs="Times New Roman"/>
+                <w:sz w:val="24"/>
+                <w:szCs w:val="24"/>
+                <w:highlight w:val="yellow"/>
+              </w:rPr>
+              <w:t>, pen-test)</w:t>
             </w:r>
           </w:p>
         </w:tc>
@@ -2160,6 +2384,7 @@
                 <w:rFonts w:ascii="Times New Roman" w:eastAsia="Times New Roman" w:hAnsi="Times New Roman" w:cs="Times New Roman"/>
                 <w:sz w:val="24"/>
                 <w:szCs w:val="24"/>
+                <w:highlight w:val="yellow"/>
               </w:rPr>
             </w:pPr>
             <w:r>
@@ -2167,6 +2392,7 @@
                 <w:rFonts w:ascii="Segoe UI Emoji" w:eastAsia="Times New Roman" w:hAnsi="Segoe UI Emoji" w:cs="Segoe UI Emoji"/>
                 <w:sz w:val="24"/>
                 <w:szCs w:val="24"/>
+                <w:highlight w:val="yellow"/>
               </w:rPr>
               <w:t>⬜</w:t>
             </w:r>
@@ -2175,6 +2401,7 @@
                 <w:rFonts w:ascii="Times New Roman" w:eastAsia="Times New Roman" w:hAnsi="Times New Roman" w:cs="Times New Roman"/>
                 <w:sz w:val="24"/>
                 <w:szCs w:val="24"/>
+                <w:highlight w:val="yellow"/>
               </w:rPr>
               <w:t xml:space="preserve"> To implement</w:t>
             </w:r>
@@ -2197,13 +2424,15 @@
                 <w:rFonts w:ascii="Times New Roman" w:eastAsia="Times New Roman" w:hAnsi="Times New Roman" w:cs="Times New Roman"/>
                 <w:sz w:val="24"/>
                 <w:szCs w:val="24"/>
-              </w:rPr>
-            </w:pPr>
-            <w:r>
-              <w:rPr>
-                <w:rFonts w:ascii="Times New Roman" w:eastAsia="Times New Roman" w:hAnsi="Times New Roman" w:cs="Times New Roman"/>
-                <w:sz w:val="24"/>
-                <w:szCs w:val="24"/>
+                <w:highlight w:val="yellow"/>
+              </w:rPr>
+            </w:pPr>
+            <w:r>
+              <w:rPr>
+                <w:rFonts w:ascii="Times New Roman" w:eastAsia="Times New Roman" w:hAnsi="Times New Roman" w:cs="Times New Roman"/>
+                <w:sz w:val="24"/>
+                <w:szCs w:val="24"/>
+                <w:highlight w:val="yellow"/>
               </w:rPr>
               <w:t>C5</w:t>
             </w:r>
@@ -2221,15 +2450,37 @@
                 <w:rFonts w:ascii="Times New Roman" w:eastAsia="Times New Roman" w:hAnsi="Times New Roman" w:cs="Times New Roman"/>
                 <w:sz w:val="24"/>
                 <w:szCs w:val="24"/>
-              </w:rPr>
-            </w:pPr>
-            <w:r>
-              <w:rPr>
-                <w:rFonts w:ascii="Times New Roman" w:eastAsia="Times New Roman" w:hAnsi="Times New Roman" w:cs="Times New Roman"/>
-                <w:sz w:val="24"/>
-                <w:szCs w:val="24"/>
-              </w:rPr>
-              <w:t>HA / DR (pgbouncer, read replica, tested backup/restore, RPO/RTO, zero-downtime deploy)</w:t>
+                <w:highlight w:val="yellow"/>
+              </w:rPr>
+            </w:pPr>
+            <w:r>
+              <w:rPr>
+                <w:rFonts w:ascii="Times New Roman" w:eastAsia="Times New Roman" w:hAnsi="Times New Roman" w:cs="Times New Roman"/>
+                <w:sz w:val="24"/>
+                <w:szCs w:val="24"/>
+                <w:highlight w:val="yellow"/>
+              </w:rPr>
+              <w:t>HA / DR (</w:t>
+            </w:r>
+            <w:proofErr w:type="spellStart"/>
+            <w:r>
+              <w:rPr>
+                <w:rFonts w:ascii="Times New Roman" w:eastAsia="Times New Roman" w:hAnsi="Times New Roman" w:cs="Times New Roman"/>
+                <w:sz w:val="24"/>
+                <w:szCs w:val="24"/>
+                <w:highlight w:val="yellow"/>
+              </w:rPr>
+              <w:t>pgbouncer</w:t>
+            </w:r>
+            <w:proofErr w:type="spellEnd"/>
+            <w:r>
+              <w:rPr>
+                <w:rFonts w:ascii="Times New Roman" w:eastAsia="Times New Roman" w:hAnsi="Times New Roman" w:cs="Times New Roman"/>
+                <w:sz w:val="24"/>
+                <w:szCs w:val="24"/>
+                <w:highlight w:val="yellow"/>
+              </w:rPr>
+              <w:t>, read replica, tested backup/restore, RPO/RTO, zero-downtime deploy)</w:t>
             </w:r>
           </w:p>
         </w:tc>
@@ -2245,6 +2496,7 @@
                 <w:rFonts w:ascii="Times New Roman" w:eastAsia="Times New Roman" w:hAnsi="Times New Roman" w:cs="Times New Roman"/>
                 <w:sz w:val="24"/>
                 <w:szCs w:val="24"/>
+                <w:highlight w:val="yellow"/>
               </w:rPr>
             </w:pPr>
             <w:r>
@@ -2252,6 +2504,7 @@
                 <w:rFonts w:ascii="Segoe UI Emoji" w:eastAsia="Times New Roman" w:hAnsi="Segoe UI Emoji" w:cs="Segoe UI Emoji"/>
                 <w:sz w:val="24"/>
                 <w:szCs w:val="24"/>
+                <w:highlight w:val="yellow"/>
               </w:rPr>
               <w:t>⬜</w:t>
             </w:r>
@@ -2260,6 +2513,7 @@
                 <w:rFonts w:ascii="Times New Roman" w:eastAsia="Times New Roman" w:hAnsi="Times New Roman" w:cs="Times New Roman"/>
                 <w:sz w:val="24"/>
                 <w:szCs w:val="24"/>
+                <w:highlight w:val="yellow"/>
               </w:rPr>
               <w:t xml:space="preserve"> To implement</w:t>
             </w:r>
@@ -2279,13 +2533,15 @@
                 <w:rFonts w:ascii="Times New Roman" w:eastAsia="Times New Roman" w:hAnsi="Times New Roman" w:cs="Times New Roman"/>
                 <w:sz w:val="24"/>
                 <w:szCs w:val="24"/>
-              </w:rPr>
-            </w:pPr>
-            <w:r>
-              <w:rPr>
-                <w:rFonts w:ascii="Times New Roman" w:eastAsia="Times New Roman" w:hAnsi="Times New Roman" w:cs="Times New Roman"/>
-                <w:sz w:val="24"/>
-                <w:szCs w:val="24"/>
+                <w:highlight w:val="yellow"/>
+              </w:rPr>
+            </w:pPr>
+            <w:r>
+              <w:rPr>
+                <w:rFonts w:ascii="Times New Roman" w:eastAsia="Times New Roman" w:hAnsi="Times New Roman" w:cs="Times New Roman"/>
+                <w:sz w:val="24"/>
+                <w:szCs w:val="24"/>
+                <w:highlight w:val="yellow"/>
               </w:rPr>
               <w:t>C6</w:t>
             </w:r>
@@ -2303,13 +2559,15 @@
                 <w:rFonts w:ascii="Times New Roman" w:eastAsia="Times New Roman" w:hAnsi="Times New Roman" w:cs="Times New Roman"/>
                 <w:sz w:val="24"/>
                 <w:szCs w:val="24"/>
-              </w:rPr>
-            </w:pPr>
-            <w:r>
-              <w:rPr>
-                <w:rFonts w:ascii="Times New Roman" w:eastAsia="Times New Roman" w:hAnsi="Times New Roman" w:cs="Times New Roman"/>
-                <w:sz w:val="24"/>
-                <w:szCs w:val="24"/>
+                <w:highlight w:val="yellow"/>
+              </w:rPr>
+            </w:pPr>
+            <w:r>
+              <w:rPr>
+                <w:rFonts w:ascii="Times New Roman" w:eastAsia="Times New Roman" w:hAnsi="Times New Roman" w:cs="Times New Roman"/>
+                <w:sz w:val="24"/>
+                <w:szCs w:val="24"/>
+                <w:highlight w:val="yellow"/>
               </w:rPr>
               <w:t>Integration layer (outbound webhooks, HRMIS integration, SMS/push channels)</w:t>
             </w:r>
@@ -2327,6 +2585,7 @@
                 <w:rFonts w:ascii="Times New Roman" w:eastAsia="Times New Roman" w:hAnsi="Times New Roman" w:cs="Times New Roman"/>
                 <w:sz w:val="24"/>
                 <w:szCs w:val="24"/>
+                <w:highlight w:val="yellow"/>
               </w:rPr>
             </w:pPr>
             <w:r>
@@ -2334,6 +2593,7 @@
                 <w:rFonts w:ascii="Segoe UI Emoji" w:eastAsia="Times New Roman" w:hAnsi="Segoe UI Emoji" w:cs="Segoe UI Emoji"/>
                 <w:sz w:val="24"/>
                 <w:szCs w:val="24"/>
+                <w:highlight w:val="yellow"/>
               </w:rPr>
               <w:t>⬜</w:t>
             </w:r>
@@ -2342,6 +2602,7 @@
                 <w:rFonts w:ascii="Times New Roman" w:eastAsia="Times New Roman" w:hAnsi="Times New Roman" w:cs="Times New Roman"/>
                 <w:sz w:val="24"/>
                 <w:szCs w:val="24"/>
+                <w:highlight w:val="yellow"/>
               </w:rPr>
               <w:t xml:space="preserve"> To implement</w:t>
             </w:r>
@@ -2364,13 +2625,15 @@
                 <w:rFonts w:ascii="Times New Roman" w:eastAsia="Times New Roman" w:hAnsi="Times New Roman" w:cs="Times New Roman"/>
                 <w:sz w:val="24"/>
                 <w:szCs w:val="24"/>
-              </w:rPr>
-            </w:pPr>
-            <w:r>
-              <w:rPr>
-                <w:rFonts w:ascii="Times New Roman" w:eastAsia="Times New Roman" w:hAnsi="Times New Roman" w:cs="Times New Roman"/>
-                <w:sz w:val="24"/>
-                <w:szCs w:val="24"/>
+                <w:highlight w:val="yellow"/>
+              </w:rPr>
+            </w:pPr>
+            <w:r>
+              <w:rPr>
+                <w:rFonts w:ascii="Times New Roman" w:eastAsia="Times New Roman" w:hAnsi="Times New Roman" w:cs="Times New Roman"/>
+                <w:sz w:val="24"/>
+                <w:szCs w:val="24"/>
+                <w:highlight w:val="yellow"/>
               </w:rPr>
               <w:t>C7</w:t>
             </w:r>
@@ -2388,13 +2651,15 @@
                 <w:rFonts w:ascii="Times New Roman" w:eastAsia="Times New Roman" w:hAnsi="Times New Roman" w:cs="Times New Roman"/>
                 <w:sz w:val="24"/>
                 <w:szCs w:val="24"/>
-              </w:rPr>
-            </w:pPr>
-            <w:r>
-              <w:rPr>
-                <w:rFonts w:ascii="Times New Roman" w:eastAsia="Times New Roman" w:hAnsi="Times New Roman" w:cs="Times New Roman"/>
-                <w:sz w:val="24"/>
-                <w:szCs w:val="24"/>
+                <w:highlight w:val="yellow"/>
+              </w:rPr>
+            </w:pPr>
+            <w:r>
+              <w:rPr>
+                <w:rFonts w:ascii="Times New Roman" w:eastAsia="Times New Roman" w:hAnsi="Times New Roman" w:cs="Times New Roman"/>
+                <w:sz w:val="24"/>
+                <w:szCs w:val="24"/>
+                <w:highlight w:val="yellow"/>
               </w:rPr>
               <w:t>Records governance (retention schedules, legal hold, full-text doc search)</w:t>
             </w:r>
@@ -2412,6 +2677,7 @@
                 <w:rFonts w:ascii="Times New Roman" w:eastAsia="Times New Roman" w:hAnsi="Times New Roman" w:cs="Times New Roman"/>
                 <w:sz w:val="24"/>
                 <w:szCs w:val="24"/>
+                <w:highlight w:val="yellow"/>
               </w:rPr>
             </w:pPr>
             <w:r>
@@ -2419,6 +2685,7 @@
                 <w:rFonts w:ascii="Segoe UI Emoji" w:eastAsia="Times New Roman" w:hAnsi="Segoe UI Emoji" w:cs="Segoe UI Emoji"/>
                 <w:sz w:val="24"/>
                 <w:szCs w:val="24"/>
+                <w:highlight w:val="yellow"/>
               </w:rPr>
               <w:t>⬜</w:t>
             </w:r>
@@ -2427,6 +2694,7 @@
                 <w:rFonts w:ascii="Times New Roman" w:eastAsia="Times New Roman" w:hAnsi="Times New Roman" w:cs="Times New Roman"/>
                 <w:sz w:val="24"/>
                 <w:szCs w:val="24"/>
+                <w:highlight w:val="yellow"/>
               </w:rPr>
               <w:t xml:space="preserve"> To implement</w:t>
             </w:r>

--- a/Enterprise Workplan.docx
+++ b/Enterprise Workplan.docx
@@ -132,13 +132,15 @@
                 <w:rFonts w:ascii="Times New Roman" w:eastAsia="Times New Roman" w:hAnsi="Times New Roman" w:cs="Times New Roman"/>
                 <w:sz w:val="24"/>
                 <w:szCs w:val="24"/>
-              </w:rPr>
-            </w:pPr>
-            <w:r>
-              <w:rPr>
-                <w:rFonts w:ascii="Times New Roman" w:eastAsia="Times New Roman" w:hAnsi="Times New Roman" w:cs="Times New Roman"/>
-                <w:sz w:val="24"/>
-                <w:szCs w:val="24"/>
+                <w:highlight w:val="cyan"/>
+              </w:rPr>
+            </w:pPr>
+            <w:r>
+              <w:rPr>
+                <w:rFonts w:ascii="Times New Roman" w:eastAsia="Times New Roman" w:hAnsi="Times New Roman" w:cs="Times New Roman"/>
+                <w:sz w:val="24"/>
+                <w:szCs w:val="24"/>
+                <w:highlight w:val="cyan"/>
               </w:rPr>
               <w:t>A1</w:t>
             </w:r>
@@ -156,13 +158,15 @@
                 <w:rFonts w:ascii="Times New Roman" w:eastAsia="Times New Roman" w:hAnsi="Times New Roman" w:cs="Times New Roman"/>
                 <w:sz w:val="24"/>
                 <w:szCs w:val="24"/>
-              </w:rPr>
-            </w:pPr>
-            <w:r>
-              <w:rPr>
-                <w:rFonts w:ascii="Times New Roman" w:eastAsia="Times New Roman" w:hAnsi="Times New Roman" w:cs="Times New Roman"/>
-                <w:sz w:val="24"/>
-                <w:szCs w:val="24"/>
+                <w:highlight w:val="cyan"/>
+              </w:rPr>
+            </w:pPr>
+            <w:r>
+              <w:rPr>
+                <w:rFonts w:ascii="Times New Roman" w:eastAsia="Times New Roman" w:hAnsi="Times New Roman" w:cs="Times New Roman"/>
+                <w:sz w:val="24"/>
+                <w:szCs w:val="24"/>
+                <w:highlight w:val="cyan"/>
               </w:rPr>
               <w:t>Design-system unification (remove Fluent, keep Fluent font)</w:t>
             </w:r>
@@ -180,6 +184,7 @@
                 <w:rFonts w:ascii="Times New Roman" w:eastAsia="Times New Roman" w:hAnsi="Times New Roman" w:cs="Times New Roman"/>
                 <w:sz w:val="24"/>
                 <w:szCs w:val="24"/>
+                <w:highlight w:val="cyan"/>
               </w:rPr>
             </w:pPr>
             <w:r>
@@ -187,6 +192,7 @@
                 <w:rFonts w:ascii="Segoe UI Emoji" w:eastAsia="Times New Roman" w:hAnsi="Segoe UI Emoji" w:cs="Segoe UI Emoji"/>
                 <w:sz w:val="24"/>
                 <w:szCs w:val="24"/>
+                <w:highlight w:val="cyan"/>
               </w:rPr>
               <w:t>🔄</w:t>
             </w:r>
@@ -195,6 +201,7 @@
                 <w:rFonts w:ascii="Times New Roman" w:eastAsia="Times New Roman" w:hAnsi="Times New Roman" w:cs="Times New Roman"/>
                 <w:sz w:val="24"/>
                 <w:szCs w:val="24"/>
+                <w:highlight w:val="cyan"/>
               </w:rPr>
               <w:t xml:space="preserve"> </w:t>
             </w:r>
@@ -204,6 +211,7 @@
                 <w:rFonts w:ascii="Times New Roman" w:eastAsia="Times New Roman" w:hAnsi="Times New Roman" w:cs="Times New Roman"/>
                 <w:sz w:val="24"/>
                 <w:szCs w:val="24"/>
+                <w:highlight w:val="cyan"/>
               </w:rPr>
               <w:t>In</w:t>
             </w:r>
@@ -213,6 +221,7 @@
                 <w:rFonts w:ascii="Times New Roman" w:eastAsia="Times New Roman" w:hAnsi="Times New Roman" w:cs="Times New Roman"/>
                 <w:sz w:val="24"/>
                 <w:szCs w:val="24"/>
+                <w:highlight w:val="cyan"/>
               </w:rPr>
               <w:t xml:space="preserve"> progress </w:t>
             </w:r>
@@ -221,6 +230,7 @@
                 <w:rFonts w:ascii="Times New Roman" w:eastAsia="Times New Roman" w:hAnsi="Times New Roman" w:cs="Times New Roman"/>
                 <w:sz w:val="24"/>
                 <w:szCs w:val="24"/>
+                <w:highlight w:val="cyan"/>
               </w:rPr>
               <w:t>-</w:t>
             </w:r>
@@ -229,6 +239,7 @@
                 <w:rFonts w:ascii="Times New Roman" w:eastAsia="Times New Roman" w:hAnsi="Times New Roman" w:cs="Times New Roman"/>
                 <w:sz w:val="24"/>
                 <w:szCs w:val="24"/>
+                <w:highlight w:val="cyan"/>
               </w:rPr>
               <w:t xml:space="preserve"> batches 22 (composites), 23 (~26 direct-Fluent files), 24 (remove provider/dep) to implement</w:t>
             </w:r>
@@ -715,15 +726,15 @@
                 <w:rFonts w:ascii="Times New Roman" w:eastAsia="Times New Roman" w:hAnsi="Times New Roman" w:cs="Times New Roman"/>
                 <w:sz w:val="24"/>
                 <w:szCs w:val="24"/>
-                <w:highlight w:val="yellow"/>
-              </w:rPr>
-            </w:pPr>
-            <w:r>
-              <w:rPr>
-                <w:rFonts w:ascii="Times New Roman" w:eastAsia="Times New Roman" w:hAnsi="Times New Roman" w:cs="Times New Roman"/>
-                <w:sz w:val="24"/>
-                <w:szCs w:val="24"/>
-                <w:highlight w:val="yellow"/>
+                <w:highlight w:val="green"/>
+              </w:rPr>
+            </w:pPr>
+            <w:r>
+              <w:rPr>
+                <w:rFonts w:ascii="Times New Roman" w:eastAsia="Times New Roman" w:hAnsi="Times New Roman" w:cs="Times New Roman"/>
+                <w:sz w:val="24"/>
+                <w:szCs w:val="24"/>
+                <w:highlight w:val="green"/>
               </w:rPr>
               <w:t>A7</w:t>
             </w:r>
@@ -741,15 +752,15 @@
                 <w:rFonts w:ascii="Times New Roman" w:eastAsia="Times New Roman" w:hAnsi="Times New Roman" w:cs="Times New Roman"/>
                 <w:sz w:val="24"/>
                 <w:szCs w:val="24"/>
-                <w:highlight w:val="yellow"/>
-              </w:rPr>
-            </w:pPr>
-            <w:r>
-              <w:rPr>
-                <w:rFonts w:ascii="Times New Roman" w:eastAsia="Times New Roman" w:hAnsi="Times New Roman" w:cs="Times New Roman"/>
-                <w:sz w:val="24"/>
-                <w:szCs w:val="24"/>
-                <w:highlight w:val="yellow"/>
+                <w:highlight w:val="green"/>
+              </w:rPr>
+            </w:pPr>
+            <w:r>
+              <w:rPr>
+                <w:rFonts w:ascii="Times New Roman" w:eastAsia="Times New Roman" w:hAnsi="Times New Roman" w:cs="Times New Roman"/>
+                <w:sz w:val="24"/>
+                <w:szCs w:val="24"/>
+                <w:highlight w:val="green"/>
               </w:rPr>
               <w:t>Collaboration (comments, @mentions, presence, activity timeline)</w:t>
             </w:r>
@@ -767,7 +778,7 @@
                 <w:rFonts w:ascii="Times New Roman" w:eastAsia="Times New Roman" w:hAnsi="Times New Roman" w:cs="Times New Roman"/>
                 <w:sz w:val="24"/>
                 <w:szCs w:val="24"/>
-                <w:highlight w:val="yellow"/>
+                <w:highlight w:val="green"/>
               </w:rPr>
             </w:pPr>
             <w:r>
@@ -775,7 +786,7 @@
                 <w:rFonts w:ascii="Segoe UI Emoji" w:eastAsia="Times New Roman" w:hAnsi="Segoe UI Emoji" w:cs="Segoe UI Emoji"/>
                 <w:sz w:val="24"/>
                 <w:szCs w:val="24"/>
-                <w:highlight w:val="yellow"/>
+                <w:highlight w:val="green"/>
               </w:rPr>
               <w:t>⬜</w:t>
             </w:r>
@@ -784,9 +795,18 @@
                 <w:rFonts w:ascii="Times New Roman" w:eastAsia="Times New Roman" w:hAnsi="Times New Roman" w:cs="Times New Roman"/>
                 <w:sz w:val="24"/>
                 <w:szCs w:val="24"/>
-                <w:highlight w:val="yellow"/>
-              </w:rPr>
-              <w:t xml:space="preserve"> To implement</w:t>
+                <w:highlight w:val="green"/>
+              </w:rPr>
+              <w:t xml:space="preserve"> </w:t>
+            </w:r>
+            <w:r>
+              <w:rPr>
+                <w:rFonts w:ascii="Times New Roman" w:eastAsia="Times New Roman" w:hAnsi="Times New Roman" w:cs="Times New Roman"/>
+                <w:sz w:val="24"/>
+                <w:szCs w:val="24"/>
+                <w:highlight w:val="green"/>
+              </w:rPr>
+              <w:t>In progress</w:t>
             </w:r>
           </w:p>
         </w:tc>
